--- a/docs/research/mvp/final/v02-data-plane/transport-selection-ladder.docx
+++ b/docs/research/mvp/final/v02-data-plane/transport-selection-ladder.docx
@@ -10,7 +10,7 @@
         <w:t xml:space="preserve">Automatic Transport Selection Ladder</w:t>
       </w:r>
     </w:p>
-    <w:bookmarkStart w:id="57" w:name="automatic-transport-selection-ladder"/>
+    <w:bookmarkStart w:id="72" w:name="automatic-transport-selection-ladder"/>
     <w:p>
       <w:pPr>
         <w:pStyle w:val="Heading1"/>
@@ -1306,7 +1306,7 @@
     </w:p>
     <w:bookmarkEnd w:id="11"/>
     <w:bookmarkEnd w:id="12"/>
-    <w:bookmarkStart w:id="13" w:name="X3257801b892ad96543ea22b22ecb374f32d70cc"/>
+    <w:bookmarkStart w:id="16" w:name="X3257801b892ad96543ea22b22ecb374f32d70cc"/>
     <w:p>
       <w:pPr>
         <w:pStyle w:val="Heading2"/>
@@ -1320,11 +1320,46 @@
         <w:pStyle w:val="FirstParagraph"/>
       </w:pPr>
       <w:r>
-        <w:rPr>
-          <w:b/>
-          <w:bCs/>
-        </w:rPr>
-        <w:t xml:space="preserve">[MERMAID RENDER FAILED — block #1]</w:t>
+        <w:drawing>
+          <wp:inline>
+            <wp:extent cx="5334000" cy="7796892"/>
+            <wp:effectExtent b="0" l="0" r="0" t="0"/>
+            <wp:docPr descr="diagram" title="" id="14" name="Picture"/>
+            <a:graphic>
+              <a:graphicData uri="http://schemas.openxmlformats.org/drawingml/2006/picture">
+                <pic:pic>
+                  <pic:nvPicPr>
+                    <pic:cNvPr descr="/tmp/.private/milosvasic/tmp.qLoWeE9gRu/img/diagram_001_1562bf277063.png" id="15" name="Picture"/>
+                    <pic:cNvPicPr>
+                      <a:picLocks noChangeArrowheads="1" noChangeAspect="1"/>
+                    </pic:cNvPicPr>
+                  </pic:nvPicPr>
+                  <pic:blipFill>
+                    <a:blip r:embed="rId13"/>
+                    <a:stretch>
+                      <a:fillRect/>
+                    </a:stretch>
+                  </pic:blipFill>
+                  <pic:spPr bwMode="auto">
+                    <a:xfrm>
+                      <a:off x="0" y="0"/>
+                      <a:ext cx="5334000" cy="7796892"/>
+                    </a:xfrm>
+                    <a:prstGeom prst="rect">
+                      <a:avLst/>
+                    </a:prstGeom>
+                    <a:noFill/>
+                    <a:ln w="9525">
+                      <a:noFill/>
+                      <a:headEnd/>
+                      <a:tailEnd/>
+                    </a:ln>
+                  </pic:spPr>
+                </pic:pic>
+              </a:graphicData>
+            </a:graphic>
+          </wp:inline>
+        </w:drawing>
       </w:r>
     </w:p>
     <w:p>
@@ -1385,8 +1420,8 @@
         </w:pict>
       </w:r>
     </w:p>
-    <w:bookmarkEnd w:id="13"/>
-    <w:bookmarkStart w:id="18" w:name="Xbc68a1992b7eb7b5a990714482cb11ba7bc386a"/>
+    <w:bookmarkEnd w:id="16"/>
+    <w:bookmarkStart w:id="21" w:name="Xbc68a1992b7eb7b5a990714482cb11ba7bc386a"/>
     <w:p>
       <w:pPr>
         <w:pStyle w:val="Heading2"/>
@@ -1395,7 +1430,7 @@
         <w:t xml:space="preserve">2. Ordered rung taxonomy &amp; the policy object</w:t>
       </w:r>
     </w:p>
-    <w:bookmarkStart w:id="14" w:name="X64b79af2caa91394d88d4f75bcc86823513463f"/>
+    <w:bookmarkStart w:id="17" w:name="X64b79af2caa91394d88d4f75bcc86823513463f"/>
     <w:p>
       <w:pPr>
         <w:pStyle w:val="Heading3"/>
@@ -3380,8 +3415,8 @@
         <w:t xml:space="preserve">when no prior is pushed.</w:t>
       </w:r>
     </w:p>
-    <w:bookmarkEnd w:id="14"/>
-    <w:bookmarkStart w:id="15" w:name="X2975ebb7be1f036461fdbb6a8918b1b575fdf16"/>
+    <w:bookmarkEnd w:id="17"/>
+    <w:bookmarkStart w:id="18" w:name="X2975ebb7be1f036461fdbb6a8918b1b575fdf16"/>
     <w:p>
       <w:pPr>
         <w:pStyle w:val="Heading3"/>
@@ -4765,8 +4800,8 @@
         <w:t xml:space="preserve">}</w:t>
       </w:r>
     </w:p>
-    <w:bookmarkEnd w:id="15"/>
-    <w:bookmarkStart w:id="16" w:name="Xcfcd5d634db780342843c01fa2ce79cc6c88b69"/>
+    <w:bookmarkEnd w:id="18"/>
+    <w:bookmarkStart w:id="19" w:name="Xcfcd5d634db780342843c01fa2ce79cc6c88b69"/>
     <w:p>
       <w:pPr>
         <w:pStyle w:val="Heading3"/>
@@ -4934,8 +4969,8 @@
         <w:t xml:space="preserve">if the remembered rung subsequently fails (§6.3).</w:t>
       </w:r>
     </w:p>
-    <w:bookmarkEnd w:id="16"/>
-    <w:bookmarkStart w:id="17" w:name="X9a1135045eabca0c010ee3655f263c6a85c0b4c"/>
+    <w:bookmarkEnd w:id="19"/>
+    <w:bookmarkStart w:id="20" w:name="X9a1135045eabca0c010ee3655f263c6a85c0b4c"/>
     <w:p>
       <w:pPr>
         <w:pStyle w:val="Heading3"/>
@@ -5117,9 +5152,9 @@
         </w:pict>
       </w:r>
     </w:p>
-    <w:bookmarkEnd w:id="17"/>
-    <w:bookmarkEnd w:id="18"/>
-    <w:bookmarkStart w:id="22" w:name="Xf50463a78f35a8d919b5cfa9d8f4571cb3fb8a7"/>
+    <w:bookmarkEnd w:id="20"/>
+    <w:bookmarkEnd w:id="21"/>
+    <w:bookmarkStart w:id="28" w:name="Xf50463a78f35a8d919b5cfa9d8f4571cb3fb8a7"/>
     <w:p>
       <w:pPr>
         <w:pStyle w:val="Heading2"/>
@@ -5128,7 +5163,7 @@
         <w:t xml:space="preserve">3. The ladder state machine</w:t>
       </w:r>
     </w:p>
-    <w:bookmarkStart w:id="19" w:name="Xc3deb87c70c43020cbc1d115334f10b4d277fcc"/>
+    <w:bookmarkStart w:id="22" w:name="Xc3deb87c70c43020cbc1d115334f10b4d277fcc"/>
     <w:p>
       <w:pPr>
         <w:pStyle w:val="Heading3"/>
@@ -6246,8 +6281,8 @@
         <w:t xml:space="preserve">discarded (§5.4 cancel-safety).</w:t>
       </w:r>
     </w:p>
-    <w:bookmarkEnd w:id="19"/>
-    <w:bookmarkStart w:id="20" w:name="Xd5b4cf7c239f8d460913f451f87785a7316ecd4"/>
+    <w:bookmarkEnd w:id="22"/>
+    <w:bookmarkStart w:id="23" w:name="Xd5b4cf7c239f8d460913f451f87785a7316ecd4"/>
     <w:p>
       <w:pPr>
         <w:pStyle w:val="Heading3"/>
@@ -6635,8 +6670,8 @@
         <w:t xml:space="preserve">acceptance gate checks (§9, §10.4) [01-DP §12.1].</w:t>
       </w:r>
     </w:p>
-    <w:bookmarkEnd w:id="20"/>
-    <w:bookmarkStart w:id="21" w:name="Xb11d365288375d163de3b9429bf5a14b777d0ae"/>
+    <w:bookmarkEnd w:id="23"/>
+    <w:bookmarkStart w:id="27" w:name="Xb11d365288375d163de3b9429bf5a14b777d0ae"/>
     <w:p>
       <w:pPr>
         <w:pStyle w:val="Heading3"/>
@@ -6650,11 +6685,46 @@
         <w:pStyle w:val="FirstParagraph"/>
       </w:pPr>
       <w:r>
-        <w:rPr>
-          <w:b/>
-          <w:bCs/>
-        </w:rPr>
-        <w:t xml:space="preserve">[MERMAID RENDER FAILED — block #2]</w:t>
+        <w:drawing>
+          <wp:inline>
+            <wp:extent cx="5334000" cy="2496910"/>
+            <wp:effectExtent b="0" l="0" r="0" t="0"/>
+            <wp:docPr descr="diagram" title="" id="25" name="Picture"/>
+            <a:graphic>
+              <a:graphicData uri="http://schemas.openxmlformats.org/drawingml/2006/picture">
+                <pic:pic>
+                  <pic:nvPicPr>
+                    <pic:cNvPr descr="/tmp/.private/milosvasic/tmp.qLoWeE9gRu/img/diagram_002_8b20889f6097.png" id="26" name="Picture"/>
+                    <pic:cNvPicPr>
+                      <a:picLocks noChangeArrowheads="1" noChangeAspect="1"/>
+                    </pic:cNvPicPr>
+                  </pic:nvPicPr>
+                  <pic:blipFill>
+                    <a:blip r:embed="rId24"/>
+                    <a:stretch>
+                      <a:fillRect/>
+                    </a:stretch>
+                  </pic:blipFill>
+                  <pic:spPr bwMode="auto">
+                    <a:xfrm>
+                      <a:off x="0" y="0"/>
+                      <a:ext cx="5334000" cy="2496910"/>
+                    </a:xfrm>
+                    <a:prstGeom prst="rect">
+                      <a:avLst/>
+                    </a:prstGeom>
+                    <a:noFill/>
+                    <a:ln w="9525">
+                      <a:noFill/>
+                      <a:headEnd/>
+                      <a:tailEnd/>
+                    </a:ln>
+                  </pic:spPr>
+                </pic:pic>
+              </a:graphicData>
+            </a:graphic>
+          </wp:inline>
+        </w:drawing>
       </w:r>
     </w:p>
     <w:p>
@@ -6703,9 +6773,9 @@
         </w:pict>
       </w:r>
     </w:p>
-    <w:bookmarkEnd w:id="21"/>
-    <w:bookmarkEnd w:id="22"/>
-    <w:bookmarkStart w:id="27" w:name="Xeb263000aaf511928e987efaa6814f1a2b546b6"/>
+    <w:bookmarkEnd w:id="27"/>
+    <w:bookmarkEnd w:id="28"/>
+    <w:bookmarkStart w:id="36" w:name="Xeb263000aaf511928e987efaa6814f1a2b546b6"/>
     <w:p>
       <w:pPr>
         <w:pStyle w:val="Heading2"/>
@@ -6714,7 +6784,7 @@
         <w:t xml:space="preserve">4. Timers, budgets, and backoff</w:t>
       </w:r>
     </w:p>
-    <w:bookmarkStart w:id="23" w:name="Xd2775fae306b3226951cfab7a05eebf3057dffd"/>
+    <w:bookmarkStart w:id="29" w:name="Xd2775fae306b3226951cfab7a05eebf3057dffd"/>
     <w:p>
       <w:pPr>
         <w:pStyle w:val="Heading3"/>
@@ -7714,8 +7784,8 @@
         <w:t xml:space="preserve">deadline) is the spec; the numbers are the tunable surface.</w:t>
       </w:r>
     </w:p>
-    <w:bookmarkEnd w:id="23"/>
-    <w:bookmarkStart w:id="24" w:name="X727c3b684fd8d3262a6308463e2709a06f512bf"/>
+    <w:bookmarkEnd w:id="29"/>
+    <w:bookmarkStart w:id="30" w:name="X727c3b684fd8d3262a6308463e2709a06f512bf"/>
     <w:p>
       <w:pPr>
         <w:pStyle w:val="Heading3"/>
@@ -8314,8 +8384,8 @@
         <w:t xml:space="preserve">censorship window) is grounded in [research-hysteria2 §5(a)].</w:t>
       </w:r>
     </w:p>
-    <w:bookmarkEnd w:id="24"/>
-    <w:bookmarkStart w:id="25" w:name="Xf5e32f6ac9285fb756da5c315e8270499ddfd10"/>
+    <w:bookmarkEnd w:id="30"/>
+    <w:bookmarkStart w:id="31" w:name="Xf5e32f6ac9285fb756da5c315e8270499ddfd10"/>
     <w:p>
       <w:pPr>
         <w:pStyle w:val="Heading3"/>
@@ -9052,8 +9122,8 @@
         <w:t xml:space="preserve">.</w:t>
       </w:r>
     </w:p>
-    <w:bookmarkEnd w:id="25"/>
-    <w:bookmarkStart w:id="26" w:name="Xc2723ae3f0b64ba83ff712a47d64d93f155561f"/>
+    <w:bookmarkEnd w:id="31"/>
+    <w:bookmarkStart w:id="35" w:name="Xc2723ae3f0b64ba83ff712a47d64d93f155561f"/>
     <w:p>
       <w:pPr>
         <w:pStyle w:val="Heading3"/>
@@ -9067,11 +9137,46 @@
         <w:pStyle w:val="FirstParagraph"/>
       </w:pPr>
       <w:r>
-        <w:rPr>
-          <w:b/>
-          <w:bCs/>
-        </w:rPr>
-        <w:t xml:space="preserve">[MERMAID RENDER FAILED — block #3]</w:t>
+        <w:drawing>
+          <wp:inline>
+            <wp:extent cx="5334000" cy="1333500"/>
+            <wp:effectExtent b="0" l="0" r="0" t="0"/>
+            <wp:docPr descr="diagram" title="" id="33" name="Picture"/>
+            <a:graphic>
+              <a:graphicData uri="http://schemas.openxmlformats.org/drawingml/2006/picture">
+                <pic:pic>
+                  <pic:nvPicPr>
+                    <pic:cNvPr descr="/tmp/.private/milosvasic/tmp.qLoWeE9gRu/img/diagram_003_048c59bf142b.png" id="34" name="Picture"/>
+                    <pic:cNvPicPr>
+                      <a:picLocks noChangeArrowheads="1" noChangeAspect="1"/>
+                    </pic:cNvPicPr>
+                  </pic:nvPicPr>
+                  <pic:blipFill>
+                    <a:blip r:embed="rId32"/>
+                    <a:stretch>
+                      <a:fillRect/>
+                    </a:stretch>
+                  </pic:blipFill>
+                  <pic:spPr bwMode="auto">
+                    <a:xfrm>
+                      <a:off x="0" y="0"/>
+                      <a:ext cx="5334000" cy="1333500"/>
+                    </a:xfrm>
+                    <a:prstGeom prst="rect">
+                      <a:avLst/>
+                    </a:prstGeom>
+                    <a:noFill/>
+                    <a:ln w="9525">
+                      <a:noFill/>
+                      <a:headEnd/>
+                      <a:tailEnd/>
+                    </a:ln>
+                  </pic:spPr>
+                </pic:pic>
+              </a:graphicData>
+            </a:graphic>
+          </wp:inline>
+        </w:drawing>
       </w:r>
     </w:p>
     <w:p>
@@ -9224,9 +9329,9 @@
         </w:pict>
       </w:r>
     </w:p>
-    <w:bookmarkEnd w:id="26"/>
-    <w:bookmarkEnd w:id="27"/>
-    <w:bookmarkStart w:id="34" w:name="X47a53dd98a34db77933ef99cffeafd03a0d9b98"/>
+    <w:bookmarkEnd w:id="35"/>
+    <w:bookmarkEnd w:id="36"/>
+    <w:bookmarkStart w:id="43" w:name="X47a53dd98a34db77933ef99cffeafd03a0d9b98"/>
     <w:p>
       <w:pPr>
         <w:pStyle w:val="Heading2"/>
@@ -9235,7 +9340,7 @@
         <w:t xml:space="preserve">5. The driver: dialing, escalation, and the success criterion</w:t>
       </w:r>
     </w:p>
-    <w:bookmarkStart w:id="28" w:name="X3abd73bbbb7831ad8089493c7afe8654deae0e5"/>
+    <w:bookmarkStart w:id="37" w:name="X3abd73bbbb7831ad8089493c7afe8654deae0e5"/>
     <w:p>
       <w:pPr>
         <w:pStyle w:val="Heading3"/>
@@ -10215,8 +10320,8 @@
         <w:t xml:space="preserve">}</w:t>
       </w:r>
     </w:p>
-    <w:bookmarkEnd w:id="28"/>
-    <w:bookmarkStart w:id="29" w:name="X83d3988fbf98eac83bcec4e47c7d3817f7cbbd4"/>
+    <w:bookmarkEnd w:id="37"/>
+    <w:bookmarkStart w:id="38" w:name="X83d3988fbf98eac83bcec4e47c7d3817f7cbbd4"/>
     <w:p>
       <w:pPr>
         <w:pStyle w:val="Heading3"/>
@@ -10609,8 +10714,8 @@
         <w:t xml:space="preserve">unrestricted baseline.</w:t>
       </w:r>
     </w:p>
-    <w:bookmarkEnd w:id="29"/>
-    <w:bookmarkStart w:id="30" w:name="X692517bd43a369df1e55a8e160aa854690fd63d"/>
+    <w:bookmarkEnd w:id="38"/>
+    <w:bookmarkStart w:id="39" w:name="X692517bd43a369df1e55a8e160aa854690fd63d"/>
     <w:p>
       <w:pPr>
         <w:pStyle w:val="Heading3"/>
@@ -10909,8 +11014,8 @@
         <w:t xml:space="preserve">            return Exhausted                            # → exhaust_backoff, new attempt (§4.3)</w:t>
       </w:r>
     </w:p>
-    <w:bookmarkEnd w:id="30"/>
-    <w:bookmarkStart w:id="31" w:name="X556e8b44f91d5006c7cf80e74b5b40b3064e3ca"/>
+    <w:bookmarkEnd w:id="39"/>
+    <w:bookmarkStart w:id="40" w:name="X556e8b44f91d5006c7cf80e74b5b40b3064e3ca"/>
     <w:p>
       <w:pPr>
         <w:pStyle w:val="Heading3"/>
@@ -11105,8 +11210,8 @@
         <w:t xml:space="preserve">[research-masque §2], applied to per-rung attempts.</w:t>
       </w:r>
     </w:p>
-    <w:bookmarkEnd w:id="31"/>
-    <w:bookmarkStart w:id="32" w:name="X6103e2ef6888a96935367cbb025d7b1f26f5f00"/>
+    <w:bookmarkEnd w:id="40"/>
+    <w:bookmarkStart w:id="41" w:name="X6103e2ef6888a96935367cbb025d7b1f26f5f00"/>
     <w:p>
       <w:pPr>
         <w:pStyle w:val="Heading3"/>
@@ -11481,8 +11586,8 @@
         <w:t xml:space="preserve">.</w:t>
       </w:r>
     </w:p>
-    <w:bookmarkEnd w:id="32"/>
-    <w:bookmarkStart w:id="33" w:name="X057b938680020c8d62b606c8c72cae52e95a0be"/>
+    <w:bookmarkEnd w:id="41"/>
+    <w:bookmarkStart w:id="42" w:name="X057b938680020c8d62b606c8c72cae52e95a0be"/>
     <w:p>
       <w:pPr>
         <w:pStyle w:val="Heading3"/>
@@ -11670,9 +11775,9 @@
         </w:pict>
       </w:r>
     </w:p>
-    <w:bookmarkEnd w:id="33"/>
-    <w:bookmarkEnd w:id="34"/>
-    <w:bookmarkStart w:id="40" w:name="X6bb9c0cf3168c6f23e961352c44add5da53afc1"/>
+    <w:bookmarkEnd w:id="42"/>
+    <w:bookmarkEnd w:id="43"/>
+    <w:bookmarkStart w:id="52" w:name="X6bb9c0cf3168c6f23e961352c44add5da53afc1"/>
     <w:p>
       <w:pPr>
         <w:pStyle w:val="Heading2"/>
@@ -11717,7 +11822,7 @@
         <w:t xml:space="preserve">'VPN that sometimes connects' and 'VPN that just works'" [01-DP §5.3 step 4, 04_P2 §1.4].</w:t>
       </w:r>
     </w:p>
-    <w:bookmarkStart w:id="35" w:name="Xcc440370b0461b13039ada8656d26b9e96c9e2a"/>
+    <w:bookmarkStart w:id="44" w:name="Xcc440370b0461b13039ada8656d26b9e96c9e2a"/>
     <w:p>
       <w:pPr>
         <w:pStyle w:val="Heading3"/>
@@ -12766,8 +12871,8 @@
         <w:t xml:space="preserve">is not public — treat this layout as HelixVPN's own design, not a parity reproduction.</w:t>
       </w:r>
     </w:p>
-    <w:bookmarkEnd w:id="35"/>
-    <w:bookmarkStart w:id="36" w:name="X64c5ad31ff799a45844f131398bca30c5014284"/>
+    <w:bookmarkEnd w:id="44"/>
+    <w:bookmarkStart w:id="45" w:name="X64c5ad31ff799a45844f131398bca30c5014284"/>
     <w:p>
       <w:pPr>
         <w:pStyle w:val="Heading3"/>
@@ -13459,8 +13564,8 @@
         <w:t xml:space="preserve">}</w:t>
       </w:r>
     </w:p>
-    <w:bookmarkEnd w:id="36"/>
-    <w:bookmarkStart w:id="37" w:name="Xa531e7b8fc9d855feea118eaf42b63d5fa3a280"/>
+    <w:bookmarkEnd w:id="45"/>
+    <w:bookmarkStart w:id="49" w:name="Xa531e7b8fc9d855feea118eaf42b63d5fa3a280"/>
     <w:p>
       <w:pPr>
         <w:pStyle w:val="Heading3"/>
@@ -13474,11 +13579,46 @@
         <w:pStyle w:val="FirstParagraph"/>
       </w:pPr>
       <w:r>
-        <w:rPr>
-          <w:b/>
-          <w:bCs/>
-        </w:rPr>
-        <w:t xml:space="preserve">[MERMAID RENDER FAILED — block #4]</w:t>
+        <w:drawing>
+          <wp:inline>
+            <wp:extent cx="5334000" cy="1054553"/>
+            <wp:effectExtent b="0" l="0" r="0" t="0"/>
+            <wp:docPr descr="diagram" title="" id="47" name="Picture"/>
+            <a:graphic>
+              <a:graphicData uri="http://schemas.openxmlformats.org/drawingml/2006/picture">
+                <pic:pic>
+                  <pic:nvPicPr>
+                    <pic:cNvPr descr="/tmp/.private/milosvasic/tmp.qLoWeE9gRu/img/diagram_004_85451016610a.png" id="48" name="Picture"/>
+                    <pic:cNvPicPr>
+                      <a:picLocks noChangeArrowheads="1" noChangeAspect="1"/>
+                    </pic:cNvPicPr>
+                  </pic:nvPicPr>
+                  <pic:blipFill>
+                    <a:blip r:embed="rId46"/>
+                    <a:stretch>
+                      <a:fillRect/>
+                    </a:stretch>
+                  </pic:blipFill>
+                  <pic:spPr bwMode="auto">
+                    <a:xfrm>
+                      <a:off x="0" y="0"/>
+                      <a:ext cx="5334000" cy="1054553"/>
+                    </a:xfrm>
+                    <a:prstGeom prst="rect">
+                      <a:avLst/>
+                    </a:prstGeom>
+                    <a:noFill/>
+                    <a:ln w="9525">
+                      <a:noFill/>
+                      <a:headEnd/>
+                      <a:tailEnd/>
+                    </a:ln>
+                  </pic:spPr>
+                </pic:pic>
+              </a:graphicData>
+            </a:graphic>
+          </wp:inline>
+        </w:drawing>
       </w:r>
     </w:p>
     <w:p>
@@ -13545,8 +13685,8 @@
         <w:t xml:space="preserve">network that got worse only needs to climb further, not restart from the bottom [01-DP §5.3 step 4].</w:t>
       </w:r>
     </w:p>
-    <w:bookmarkEnd w:id="37"/>
-    <w:bookmarkStart w:id="38" w:name="Xf256c12d33b2a29ac39f888d069ac59e1e113b1"/>
+    <w:bookmarkEnd w:id="49"/>
+    <w:bookmarkStart w:id="50" w:name="Xf256c12d33b2a29ac39f888d069ac59e1e113b1"/>
     <w:p>
       <w:pPr>
         <w:pStyle w:val="Heading3"/>
@@ -13829,8 +13969,8 @@
         <w:t xml:space="preserve">cache (the CRC + magic gate discards a torn file and re-learns).</w:t>
       </w:r>
     </w:p>
-    <w:bookmarkEnd w:id="38"/>
-    <w:bookmarkStart w:id="39" w:name="X77acb1c1688ee084764a702e93d9233453a2cd2"/>
+    <w:bookmarkEnd w:id="50"/>
+    <w:bookmarkStart w:id="51" w:name="X77acb1c1688ee084764a702e93d9233453a2cd2"/>
     <w:p>
       <w:pPr>
         <w:pStyle w:val="Heading3"/>
@@ -14079,9 +14219,9 @@
         </w:pict>
       </w:r>
     </w:p>
-    <w:bookmarkEnd w:id="39"/>
-    <w:bookmarkEnd w:id="40"/>
-    <w:bookmarkStart w:id="45" w:name="X2b1a0e288ec72b754c7430474c30a84b04b2037"/>
+    <w:bookmarkEnd w:id="51"/>
+    <w:bookmarkEnd w:id="52"/>
+    <w:bookmarkStart w:id="60" w:name="X2b1a0e288ec72b754c7430474c30a84b04b2037"/>
     <w:p>
       <w:pPr>
         <w:pStyle w:val="Heading2"/>
@@ -14144,7 +14284,7 @@
         <w:t xml:space="preserve">latency every time" [01-DP §5.3 step 5, 04_P2 §1.4].</w:t>
       </w:r>
     </w:p>
-    <w:bookmarkStart w:id="41" w:name="X326779b5af7f2733d4fb272958bcf583c612dc4"/>
+    <w:bookmarkStart w:id="53" w:name="X326779b5af7f2733d4fb272958bcf583c612dc4"/>
     <w:p>
       <w:pPr>
         <w:pStyle w:val="Heading3"/>
@@ -14863,8 +15003,8 @@
         <w:t xml:space="preserve">04_ARCH §9]. No per-user history is consulted; the prior is a region-wide statistic.</w:t>
       </w:r>
     </w:p>
-    <w:bookmarkEnd w:id="41"/>
-    <w:bookmarkStart w:id="42" w:name="X0e88e5f30c46cee9cda42440bcb89ed12ad4645"/>
+    <w:bookmarkEnd w:id="53"/>
+    <w:bookmarkStart w:id="54" w:name="X0e88e5f30c46cee9cda42440bcb89ed12ad4645"/>
     <w:p>
       <w:pPr>
         <w:pStyle w:val="Heading3"/>
@@ -15169,8 +15309,8 @@
         <w:t xml:space="preserve">values are examples, not normative constants.</w:t>
       </w:r>
     </w:p>
-    <w:bookmarkEnd w:id="42"/>
-    <w:bookmarkStart w:id="43" w:name="X36824c80aa4852a59868f04615872e71c80d9ee"/>
+    <w:bookmarkEnd w:id="54"/>
+    <w:bookmarkStart w:id="58" w:name="X36824c80aa4852a59868f04615872e71c80d9ee"/>
     <w:p>
       <w:pPr>
         <w:pStyle w:val="Heading3"/>
@@ -15184,11 +15324,46 @@
         <w:pStyle w:val="FirstParagraph"/>
       </w:pPr>
       <w:r>
-        <w:rPr>
-          <w:b/>
-          <w:bCs/>
-        </w:rPr>
-        <w:t xml:space="preserve">[MERMAID RENDER FAILED — block #5]</w:t>
+        <w:drawing>
+          <wp:inline>
+            <wp:extent cx="5334000" cy="7320642"/>
+            <wp:effectExtent b="0" l="0" r="0" t="0"/>
+            <wp:docPr descr="diagram" title="" id="56" name="Picture"/>
+            <a:graphic>
+              <a:graphicData uri="http://schemas.openxmlformats.org/drawingml/2006/picture">
+                <pic:pic>
+                  <pic:nvPicPr>
+                    <pic:cNvPr descr="/tmp/.private/milosvasic/tmp.qLoWeE9gRu/img/diagram_005_2d2307ba9569.png" id="57" name="Picture"/>
+                    <pic:cNvPicPr>
+                      <a:picLocks noChangeArrowheads="1" noChangeAspect="1"/>
+                    </pic:cNvPicPr>
+                  </pic:nvPicPr>
+                  <pic:blipFill>
+                    <a:blip r:embed="rId55"/>
+                    <a:stretch>
+                      <a:fillRect/>
+                    </a:stretch>
+                  </pic:blipFill>
+                  <pic:spPr bwMode="auto">
+                    <a:xfrm>
+                      <a:off x="0" y="0"/>
+                      <a:ext cx="5334000" cy="7320642"/>
+                    </a:xfrm>
+                    <a:prstGeom prst="rect">
+                      <a:avLst/>
+                    </a:prstGeom>
+                    <a:noFill/>
+                    <a:ln w="9525">
+                      <a:noFill/>
+                      <a:headEnd/>
+                      <a:tailEnd/>
+                    </a:ln>
+                  </pic:spPr>
+                </pic:pic>
+              </a:graphicData>
+            </a:graphic>
+          </wp:inline>
+        </w:drawing>
       </w:r>
     </w:p>
     <w:p>
@@ -15307,8 +15482,8 @@
         <w:t xml:space="preserve">to plain-udp.</w:t>
       </w:r>
     </w:p>
-    <w:bookmarkEnd w:id="43"/>
-    <w:bookmarkStart w:id="44" w:name="Xa4e77bc1cdeeb9fcc15dd87664d73a65ef9eb1f"/>
+    <w:bookmarkEnd w:id="58"/>
+    <w:bookmarkStart w:id="59" w:name="Xa4e77bc1cdeeb9fcc15dd87664d73a65ef9eb1f"/>
     <w:p>
       <w:pPr>
         <w:pStyle w:val="Heading3"/>
@@ -15479,9 +15654,9 @@
         </w:pict>
       </w:r>
     </w:p>
-    <w:bookmarkEnd w:id="44"/>
-    <w:bookmarkEnd w:id="45"/>
-    <w:bookmarkStart w:id="46" w:name="Xd7264f6b79ae6f3a1b0f9a7c195d285b11156a2"/>
+    <w:bookmarkEnd w:id="59"/>
+    <w:bookmarkEnd w:id="60"/>
+    <w:bookmarkStart w:id="61" w:name="Xd7264f6b79ae6f3a1b0f9a7c195d285b11156a2"/>
     <w:p>
       <w:pPr>
         <w:pStyle w:val="Heading2"/>
@@ -16042,8 +16217,8 @@
         </w:pict>
       </w:r>
     </w:p>
-    <w:bookmarkEnd w:id="46"/>
-    <w:bookmarkStart w:id="47" w:name="Xe5d28bc9c3e90b40784242ec1059cbfac688bd3"/>
+    <w:bookmarkEnd w:id="61"/>
+    <w:bookmarkStart w:id="62" w:name="Xe5d28bc9c3e90b40784242ec1059cbfac688bd3"/>
     <w:p>
       <w:pPr>
         <w:pStyle w:val="Heading2"/>
@@ -17002,8 +17177,8 @@
         </w:pict>
       </w:r>
     </w:p>
-    <w:bookmarkEnd w:id="47"/>
-    <w:bookmarkStart w:id="53" w:name="X449a19075e588ba805c5d55cc50977ed8925dda"/>
+    <w:bookmarkEnd w:id="62"/>
+    <w:bookmarkStart w:id="68" w:name="X449a19075e588ba805c5d55cc50977ed8925dda"/>
     <w:p>
       <w:pPr>
         <w:pStyle w:val="Heading2"/>
@@ -17012,7 +17187,7 @@
         <w:t xml:space="preserve">10. Edge cases, security, performance, and test points</w:t>
       </w:r>
     </w:p>
-    <w:bookmarkStart w:id="48" w:name="X9d0f2971e1d9fb1a89298057665d9963580cfff"/>
+    <w:bookmarkStart w:id="63" w:name="X9d0f2971e1d9fb1a89298057665d9963580cfff"/>
     <w:p>
       <w:pPr>
         <w:pStyle w:val="Heading3"/>
@@ -17448,8 +17623,8 @@
         </w:tc>
       </w:tr>
     </w:tbl>
-    <w:bookmarkEnd w:id="48"/>
-    <w:bookmarkStart w:id="49" w:name="Xc14b04ef4efb0c39579fa512543dd99aceea4d9"/>
+    <w:bookmarkEnd w:id="63"/>
+    <w:bookmarkStart w:id="64" w:name="Xc14b04ef4efb0c39579fa512543dd99aceea4d9"/>
     <w:p>
       <w:pPr>
         <w:pStyle w:val="Heading3"/>
@@ -17896,8 +18071,8 @@
         <w:t xml:space="preserve">epoch (§5.4).</w:t>
       </w:r>
     </w:p>
-    <w:bookmarkEnd w:id="49"/>
-    <w:bookmarkStart w:id="50" w:name="X521c3985a1b74ec10a1ea3d7051aaa92c65c1bc"/>
+    <w:bookmarkEnd w:id="64"/>
+    <w:bookmarkStart w:id="65" w:name="X521c3985a1b74ec10a1ea3d7051aaa92c65c1bc"/>
     <w:p>
       <w:pPr>
         <w:pStyle w:val="Heading3"/>
@@ -18262,8 +18437,8 @@
         <w:t xml:space="preserve">are distinct, captured facts (§11.4.6).</w:t>
       </w:r>
     </w:p>
-    <w:bookmarkEnd w:id="50"/>
-    <w:bookmarkStart w:id="51" w:name="Xe8a1c8d4711d3638a069d8994ec2f413c36e84f"/>
+    <w:bookmarkEnd w:id="65"/>
+    <w:bookmarkStart w:id="66" w:name="Xe8a1c8d4711d3638a069d8994ec2f413c36e84f"/>
     <w:p>
       <w:pPr>
         <w:pStyle w:val="Heading3"/>
@@ -18662,8 +18837,8 @@
         <w:t xml:space="preserve">cheapest-first and memory/prior exist to avoid over-escalating.</w:t>
       </w:r>
     </w:p>
-    <w:bookmarkEnd w:id="51"/>
-    <w:bookmarkStart w:id="52" w:name="X676c74718fd8909b8edd371363f66145924c3d2"/>
+    <w:bookmarkEnd w:id="66"/>
+    <w:bookmarkStart w:id="67" w:name="X676c74718fd8909b8edd371363f66145924c3d2"/>
     <w:p>
       <w:pPr>
         <w:pStyle w:val="Heading3"/>
@@ -19918,9 +20093,9 @@
         </w:pict>
       </w:r>
     </w:p>
-    <w:bookmarkEnd w:id="52"/>
-    <w:bookmarkEnd w:id="53"/>
-    <w:bookmarkStart w:id="55" w:name="Xa82445f0b1f4a8f19624d1d0d1cc37c9d056a27"/>
+    <w:bookmarkEnd w:id="67"/>
+    <w:bookmarkEnd w:id="68"/>
+    <w:bookmarkStart w:id="70" w:name="Xa82445f0b1f4a8f19624d1d0d1cc37c9d056a27"/>
     <w:p>
       <w:pPr>
         <w:pStyle w:val="Heading2"/>
@@ -20268,7 +20443,7 @@
         </w:tc>
       </w:tr>
     </w:tbl>
-    <w:bookmarkStart w:id="54" w:name="X8fda6cdf8e3d07b667f03533d4fd6a854dc2fa5"/>
+    <w:bookmarkStart w:id="69" w:name="X8fda6cdf8e3d07b667f03533d4fd6a854dc2fa5"/>
     <w:p>
       <w:pPr>
         <w:pStyle w:val="Heading3"/>
@@ -20326,9 +20501,9 @@
         </w:pict>
       </w:r>
     </w:p>
-    <w:bookmarkEnd w:id="54"/>
-    <w:bookmarkEnd w:id="55"/>
-    <w:bookmarkStart w:id="56" w:name="Xd4f01d30ddeb54ae39c4aad4f67e8f4f32b5730"/>
+    <w:bookmarkEnd w:id="69"/>
+    <w:bookmarkEnd w:id="70"/>
+    <w:bookmarkStart w:id="71" w:name="Xd4f01d30ddeb54ae39c4aad4f67e8f4f32b5730"/>
     <w:p>
       <w:pPr>
         <w:pStyle w:val="Heading2"/>
@@ -21316,8 +21491,8 @@
         <w:t xml:space="preserve">evidence, not guesses to ship.</w:t>
       </w:r>
     </w:p>
-    <w:bookmarkEnd w:id="56"/>
-    <w:bookmarkEnd w:id="57"/>
+    <w:bookmarkEnd w:id="71"/>
+    <w:bookmarkEnd w:id="72"/>
     <w:sectPr>
       <w:footnotePr>
         <w:numRestart w:val="eachSect"/>
